--- a/klagomål/A 14253-2025 FSC-klagomål.docx
+++ b/klagomål/A 14253-2025 FSC-klagomål.docx
@@ -694,7 +694,7 @@
     <w:r>
       <w:tab/>
       <w:tab/>
-      <w:t>2025-03-25</w:t>
+      <w:t>2025-03-26</w:t>
       <w:br/>
       <w:br/>
     </w:r>

--- a/klagomål/A 14253-2025 FSC-klagomål.docx
+++ b/klagomål/A 14253-2025 FSC-klagomål.docx
@@ -694,7 +694,7 @@
     <w:r>
       <w:tab/>
       <w:tab/>
-      <w:t>2025-03-26</w:t>
+      <w:t>2025-03-27</w:t>
       <w:br/>
       <w:br/>
     </w:r>

--- a/klagomål/A 14253-2025 FSC-klagomål.docx
+++ b/klagomål/A 14253-2025 FSC-klagomål.docx
@@ -694,7 +694,7 @@
     <w:r>
       <w:tab/>
       <w:tab/>
-      <w:t>2025-03-27</w:t>
+      <w:t>2025-03-28</w:t>
       <w:br/>
       <w:br/>
     </w:r>

--- a/klagomål/A 14253-2025 FSC-klagomål.docx
+++ b/klagomål/A 14253-2025 FSC-klagomål.docx
@@ -694,7 +694,7 @@
     <w:r>
       <w:tab/>
       <w:tab/>
-      <w:t>2025-04-02</w:t>
+      <w:t>2025-04-03</w:t>
       <w:br/>
       <w:br/>
     </w:r>

--- a/klagomål/A 14253-2025 FSC-klagomål.docx
+++ b/klagomål/A 14253-2025 FSC-klagomål.docx
@@ -694,7 +694,7 @@
     <w:r>
       <w:tab/>
       <w:tab/>
-      <w:t>2025-04-03</w:t>
+      <w:t>2025-04-05</w:t>
       <w:br/>
       <w:br/>
     </w:r>

--- a/klagomål/A 14253-2025 FSC-klagomål.docx
+++ b/klagomål/A 14253-2025 FSC-klagomål.docx
@@ -694,7 +694,7 @@
     <w:r>
       <w:tab/>
       <w:tab/>
-      <w:t>2025-04-05</w:t>
+      <w:t>2025-04-06</w:t>
       <w:br/>
       <w:br/>
     </w:r>

--- a/klagomål/A 14253-2025 FSC-klagomål.docx
+++ b/klagomål/A 14253-2025 FSC-klagomål.docx
@@ -694,7 +694,7 @@
     <w:r>
       <w:tab/>
       <w:tab/>
-      <w:t>2025-04-06</w:t>
+      <w:t>2025-04-07</w:t>
       <w:br/>
       <w:br/>
     </w:r>

--- a/klagomål/A 14253-2025 FSC-klagomål.docx
+++ b/klagomål/A 14253-2025 FSC-klagomål.docx
@@ -694,7 +694,7 @@
     <w:r>
       <w:tab/>
       <w:tab/>
-      <w:t>2025-04-07</w:t>
+      <w:t>2025-04-08</w:t>
       <w:br/>
       <w:br/>
     </w:r>

--- a/klagomål/A 14253-2025 FSC-klagomål.docx
+++ b/klagomål/A 14253-2025 FSC-klagomål.docx
@@ -694,7 +694,7 @@
     <w:r>
       <w:tab/>
       <w:tab/>
-      <w:t>2025-04-08</w:t>
+      <w:t>2025-04-09</w:t>
       <w:br/>
       <w:br/>
     </w:r>

--- a/klagomål/A 14253-2025 FSC-klagomål.docx
+++ b/klagomål/A 14253-2025 FSC-klagomål.docx
@@ -244,6 +244,17 @@
       </w:pPr>
       <w:r>
         <w:t>Figur 1. Fyndplatser för naturvårdsarter i det avverkningsanmälda området (röd linje). Markörer utan svart kant är placerade på fyndplatsen. Markörer med svart kant är placerade vid sidan av fyndplatsen och har ett svart streck som visar fyndplatsens exakta position. Kartans mittpunktskoordinat är N 6972489, E 539154 i SWEREF 99 TM.</w:t>
+      </w:r>
+    </w:p>
+    <w:p>
+      <w:r>
+        <w:rPr>
+          <w:b/>
+        </w:rPr>
+        <w:t xml:space="preserve">Blå taggsvamp (NT) </w:t>
+      </w:r>
+      <w:r>
+        <w:t>är en karaktärsart i såväl örtrika kalkbarrskogar som i torra sandtallskogar där det föreligger gammal skog med långvarig trädkontinuitet. Är sällsynt och mycket kravfull i södra och mellersta Sverige. Den hotas främst av skogsavverkning och tycks försvinna efter slutavverkning, markberedning och plantering. I kalkgranskogar verkar arten vara mycket känslig. Granskogar med arten bör formellt skydddas (SLU Artdatabanken, 2024; Nitare &amp; Skogsstyrelsen, 2019).</w:t>
       </w:r>
     </w:p>
     <w:p>
@@ -694,7 +705,7 @@
     <w:r>
       <w:tab/>
       <w:tab/>
-      <w:t>2025-04-09</w:t>
+      <w:t>2025-04-10</w:t>
       <w:br/>
       <w:br/>
     </w:r>

--- a/klagomål/A 14253-2025 FSC-klagomål.docx
+++ b/klagomål/A 14253-2025 FSC-klagomål.docx
@@ -705,7 +705,7 @@
     <w:r>
       <w:tab/>
       <w:tab/>
-      <w:t>2025-04-10</w:t>
+      <w:t>2025-04-11</w:t>
       <w:br/>
       <w:br/>
     </w:r>

--- a/klagomål/A 14253-2025 FSC-klagomål.docx
+++ b/klagomål/A 14253-2025 FSC-klagomål.docx
@@ -705,7 +705,7 @@
     <w:r>
       <w:tab/>
       <w:tab/>
-      <w:t>2025-04-11</w:t>
+      <w:t>2025-04-12</w:t>
       <w:br/>
       <w:br/>
     </w:r>

--- a/klagomål/A 14253-2025 FSC-klagomål.docx
+++ b/klagomål/A 14253-2025 FSC-klagomål.docx
@@ -705,7 +705,7 @@
     <w:r>
       <w:tab/>
       <w:tab/>
-      <w:t>2025-04-12</w:t>
+      <w:t>2025-04-13</w:t>
       <w:br/>
       <w:br/>
     </w:r>

--- a/klagomål/A 14253-2025 FSC-klagomål.docx
+++ b/klagomål/A 14253-2025 FSC-klagomål.docx
@@ -705,7 +705,7 @@
     <w:r>
       <w:tab/>
       <w:tab/>
-      <w:t>2025-04-13</w:t>
+      <w:t>2025-04-14</w:t>
       <w:br/>
       <w:br/>
     </w:r>

--- a/klagomål/A 14253-2025 FSC-klagomål.docx
+++ b/klagomål/A 14253-2025 FSC-klagomål.docx
@@ -705,7 +705,7 @@
     <w:r>
       <w:tab/>
       <w:tab/>
-      <w:t>2025-04-14</w:t>
+      <w:t>2025-04-15</w:t>
       <w:br/>
       <w:br/>
     </w:r>

--- a/klagomål/A 14253-2025 FSC-klagomål.docx
+++ b/klagomål/A 14253-2025 FSC-klagomål.docx
@@ -705,7 +705,7 @@
     <w:r>
       <w:tab/>
       <w:tab/>
-      <w:t>2025-04-15</w:t>
+      <w:t>2025-04-16</w:t>
       <w:br/>
       <w:br/>
     </w:r>

--- a/klagomål/A 14253-2025 FSC-klagomål.docx
+++ b/klagomål/A 14253-2025 FSC-klagomål.docx
@@ -705,7 +705,7 @@
     <w:r>
       <w:tab/>
       <w:tab/>
-      <w:t>2025-04-16</w:t>
+      <w:t>2025-04-17</w:t>
       <w:br/>
       <w:br/>
     </w:r>

--- a/klagomål/A 14253-2025 FSC-klagomål.docx
+++ b/klagomål/A 14253-2025 FSC-klagomål.docx
@@ -705,7 +705,7 @@
     <w:r>
       <w:tab/>
       <w:tab/>
-      <w:t>2025-04-17</w:t>
+      <w:t>2025-04-18</w:t>
       <w:br/>
       <w:br/>
     </w:r>

--- a/klagomål/A 14253-2025 FSC-klagomål.docx
+++ b/klagomål/A 14253-2025 FSC-klagomål.docx
@@ -705,7 +705,7 @@
     <w:r>
       <w:tab/>
       <w:tab/>
-      <w:t>2025-04-18</w:t>
+      <w:t>2025-04-19</w:t>
       <w:br/>
       <w:br/>
     </w:r>

--- a/klagomål/A 14253-2025 FSC-klagomål.docx
+++ b/klagomål/A 14253-2025 FSC-klagomål.docx
@@ -705,7 +705,7 @@
     <w:r>
       <w:tab/>
       <w:tab/>
-      <w:t>2025-05-03</w:t>
+      <w:t>2025-05-04</w:t>
       <w:br/>
       <w:br/>
     </w:r>

--- a/klagomål/A 14253-2025 FSC-klagomål.docx
+++ b/klagomål/A 14253-2025 FSC-klagomål.docx
@@ -705,7 +705,7 @@
     <w:r>
       <w:tab/>
       <w:tab/>
-      <w:t>2025-05-04</w:t>
+      <w:t>2025-05-06</w:t>
       <w:br/>
       <w:br/>
     </w:r>

--- a/klagomål/A 14253-2025 FSC-klagomål.docx
+++ b/klagomål/A 14253-2025 FSC-klagomål.docx
@@ -705,7 +705,7 @@
     <w:r>
       <w:tab/>
       <w:tab/>
-      <w:t>2025-05-06</w:t>
+      <w:t>2025-05-07</w:t>
       <w:br/>
       <w:br/>
     </w:r>

--- a/klagomål/A 14253-2025 FSC-klagomål.docx
+++ b/klagomål/A 14253-2025 FSC-klagomål.docx
@@ -705,7 +705,7 @@
     <w:r>
       <w:tab/>
       <w:tab/>
-      <w:t>2025-05-07</w:t>
+      <w:t>2025-05-08</w:t>
       <w:br/>
       <w:br/>
     </w:r>

--- a/klagomål/A 14253-2025 FSC-klagomål.docx
+++ b/klagomål/A 14253-2025 FSC-klagomål.docx
@@ -705,7 +705,7 @@
     <w:r>
       <w:tab/>
       <w:tab/>
-      <w:t>2025-05-08</w:t>
+      <w:t>2025-05-09</w:t>
       <w:br/>
       <w:br/>
     </w:r>

--- a/klagomål/A 14253-2025 FSC-klagomål.docx
+++ b/klagomål/A 14253-2025 FSC-klagomål.docx
@@ -705,7 +705,7 @@
     <w:r>
       <w:tab/>
       <w:tab/>
-      <w:t>2025-05-09</w:t>
+      <w:t>2025-05-10</w:t>
       <w:br/>
       <w:br/>
     </w:r>

--- a/klagomål/A 14253-2025 FSC-klagomål.docx
+++ b/klagomål/A 14253-2025 FSC-klagomål.docx
@@ -705,7 +705,7 @@
     <w:r>
       <w:tab/>
       <w:tab/>
-      <w:t>2025-05-10</w:t>
+      <w:t>2025-05-11</w:t>
       <w:br/>
       <w:br/>
     </w:r>

--- a/klagomål/A 14253-2025 FSC-klagomål.docx
+++ b/klagomål/A 14253-2025 FSC-klagomål.docx
@@ -705,7 +705,7 @@
     <w:r>
       <w:tab/>
       <w:tab/>
-      <w:t>2025-05-11</w:t>
+      <w:t>2025-05-12</w:t>
       <w:br/>
       <w:br/>
     </w:r>

--- a/klagomål/A 14253-2025 FSC-klagomål.docx
+++ b/klagomål/A 14253-2025 FSC-klagomål.docx
@@ -705,7 +705,7 @@
     <w:r>
       <w:tab/>
       <w:tab/>
-      <w:t>2025-05-12</w:t>
+      <w:t>2025-05-13</w:t>
       <w:br/>
       <w:br/>
     </w:r>

--- a/klagomål/A 14253-2025 FSC-klagomål.docx
+++ b/klagomål/A 14253-2025 FSC-klagomål.docx
@@ -705,7 +705,7 @@
     <w:r>
       <w:tab/>
       <w:tab/>
-      <w:t>2025-05-13</w:t>
+      <w:t>2025-05-14</w:t>
       <w:br/>
       <w:br/>
     </w:r>

--- a/klagomål/A 14253-2025 FSC-klagomål.docx
+++ b/klagomål/A 14253-2025 FSC-klagomål.docx
@@ -705,7 +705,7 @@
     <w:r>
       <w:tab/>
       <w:tab/>
-      <w:t>2025-05-14</w:t>
+      <w:t>2025-05-15</w:t>
       <w:br/>
       <w:br/>
     </w:r>

--- a/klagomål/A 14253-2025 FSC-klagomål.docx
+++ b/klagomål/A 14253-2025 FSC-klagomål.docx
@@ -705,7 +705,7 @@
     <w:r>
       <w:tab/>
       <w:tab/>
-      <w:t>2025-05-15</w:t>
+      <w:t>2025-05-16</w:t>
       <w:br/>
       <w:br/>
     </w:r>

--- a/klagomål/A 14253-2025 FSC-klagomål.docx
+++ b/klagomål/A 14253-2025 FSC-klagomål.docx
@@ -705,7 +705,7 @@
     <w:r>
       <w:tab/>
       <w:tab/>
-      <w:t>2025-05-16</w:t>
+      <w:t>2025-05-17</w:t>
       <w:br/>
       <w:br/>
     </w:r>

--- a/klagomål/A 14253-2025 FSC-klagomål.docx
+++ b/klagomål/A 14253-2025 FSC-klagomål.docx
@@ -705,7 +705,7 @@
     <w:r>
       <w:tab/>
       <w:tab/>
-      <w:t>2025-05-17</w:t>
+      <w:t>2025-05-18</w:t>
       <w:br/>
       <w:br/>
     </w:r>

--- a/klagomål/A 14253-2025 FSC-klagomål.docx
+++ b/klagomål/A 14253-2025 FSC-klagomål.docx
@@ -705,7 +705,7 @@
     <w:r>
       <w:tab/>
       <w:tab/>
-      <w:t>2025-05-18</w:t>
+      <w:t>2025-05-19</w:t>
       <w:br/>
       <w:br/>
     </w:r>

--- a/klagomål/A 14253-2025 FSC-klagomål.docx
+++ b/klagomål/A 14253-2025 FSC-klagomål.docx
@@ -705,7 +705,7 @@
     <w:r>
       <w:tab/>
       <w:tab/>
-      <w:t>2025-05-19</w:t>
+      <w:t>2025-05-20</w:t>
       <w:br/>
       <w:br/>
     </w:r>

--- a/klagomål/A 14253-2025 FSC-klagomål.docx
+++ b/klagomål/A 14253-2025 FSC-klagomål.docx
@@ -705,7 +705,7 @@
     <w:r>
       <w:tab/>
       <w:tab/>
-      <w:t>2025-05-20</w:t>
+      <w:t>2025-05-21</w:t>
       <w:br/>
       <w:br/>
     </w:r>

--- a/klagomål/A 14253-2025 FSC-klagomål.docx
+++ b/klagomål/A 14253-2025 FSC-klagomål.docx
@@ -705,7 +705,7 @@
     <w:r>
       <w:tab/>
       <w:tab/>
-      <w:t>2025-05-21</w:t>
+      <w:t>2025-05-22</w:t>
       <w:br/>
       <w:br/>
     </w:r>

--- a/klagomål/A 14253-2025 FSC-klagomål.docx
+++ b/klagomål/A 14253-2025 FSC-klagomål.docx
@@ -705,7 +705,7 @@
     <w:r>
       <w:tab/>
       <w:tab/>
-      <w:t>2025-05-22</w:t>
+      <w:t>2025-05-23</w:t>
       <w:br/>
       <w:br/>
     </w:r>

--- a/klagomål/A 14253-2025 FSC-klagomål.docx
+++ b/klagomål/A 14253-2025 FSC-klagomål.docx
@@ -705,7 +705,7 @@
     <w:r>
       <w:tab/>
       <w:tab/>
-      <w:t>2025-05-23</w:t>
+      <w:t>2025-05-24</w:t>
       <w:br/>
       <w:br/>
     </w:r>

--- a/klagomål/A 14253-2025 FSC-klagomål.docx
+++ b/klagomål/A 14253-2025 FSC-klagomål.docx
@@ -705,7 +705,7 @@
     <w:r>
       <w:tab/>
       <w:tab/>
-      <w:t>2025-05-24</w:t>
+      <w:t>2025-05-25</w:t>
       <w:br/>
       <w:br/>
     </w:r>

--- a/klagomål/A 14253-2025 FSC-klagomål.docx
+++ b/klagomål/A 14253-2025 FSC-klagomål.docx
@@ -705,7 +705,7 @@
     <w:r>
       <w:tab/>
       <w:tab/>
-      <w:t>2025-05-25</w:t>
+      <w:t>2025-05-26</w:t>
       <w:br/>
       <w:br/>
     </w:r>

--- a/klagomål/A 14253-2025 FSC-klagomål.docx
+++ b/klagomål/A 14253-2025 FSC-klagomål.docx
@@ -705,7 +705,7 @@
     <w:r>
       <w:tab/>
       <w:tab/>
-      <w:t>2025-05-26</w:t>
+      <w:t>2025-05-27</w:t>
       <w:br/>
       <w:br/>
     </w:r>

--- a/klagomål/A 14253-2025 FSC-klagomål.docx
+++ b/klagomål/A 14253-2025 FSC-klagomål.docx
@@ -705,7 +705,7 @@
     <w:r>
       <w:tab/>
       <w:tab/>
-      <w:t>2025-05-27</w:t>
+      <w:t>2025-05-30</w:t>
       <w:br/>
       <w:br/>
     </w:r>

--- a/klagomål/A 14253-2025 FSC-klagomål.docx
+++ b/klagomål/A 14253-2025 FSC-klagomål.docx
@@ -705,7 +705,7 @@
     <w:r>
       <w:tab/>
       <w:tab/>
-      <w:t>2025-05-30</w:t>
+      <w:t>2025-06-01</w:t>
       <w:br/>
       <w:br/>
     </w:r>

--- a/klagomål/A 14253-2025 FSC-klagomål.docx
+++ b/klagomål/A 14253-2025 FSC-klagomål.docx
@@ -705,7 +705,7 @@
     <w:r>
       <w:tab/>
       <w:tab/>
-      <w:t>2025-06-01</w:t>
+      <w:t>2025-06-02</w:t>
       <w:br/>
       <w:br/>
     </w:r>

--- a/klagomål/A 14253-2025 FSC-klagomål.docx
+++ b/klagomål/A 14253-2025 FSC-klagomål.docx
@@ -705,7 +705,7 @@
     <w:r>
       <w:tab/>
       <w:tab/>
-      <w:t>2025-06-02</w:t>
+      <w:t>2025-06-03</w:t>
       <w:br/>
       <w:br/>
     </w:r>

--- a/klagomål/A 14253-2025 FSC-klagomål.docx
+++ b/klagomål/A 14253-2025 FSC-klagomål.docx
@@ -705,7 +705,7 @@
     <w:r>
       <w:tab/>
       <w:tab/>
-      <w:t>2025-06-03</w:t>
+      <w:t>2025-06-04</w:t>
       <w:br/>
       <w:br/>
     </w:r>

--- a/klagomål/A 14253-2025 FSC-klagomål.docx
+++ b/klagomål/A 14253-2025 FSC-klagomål.docx
@@ -705,7 +705,7 @@
     <w:r>
       <w:tab/>
       <w:tab/>
-      <w:t>2025-06-04</w:t>
+      <w:t>2025-06-05</w:t>
       <w:br/>
       <w:br/>
     </w:r>

--- a/klagomål/A 14253-2025 FSC-klagomål.docx
+++ b/klagomål/A 14253-2025 FSC-klagomål.docx
@@ -705,7 +705,7 @@
     <w:r>
       <w:tab/>
       <w:tab/>
-      <w:t>2025-06-05</w:t>
+      <w:t>2025-06-13</w:t>
       <w:br/>
       <w:br/>
     </w:r>

--- a/klagomål/A 14253-2025 FSC-klagomål.docx
+++ b/klagomål/A 14253-2025 FSC-klagomål.docx
@@ -705,7 +705,7 @@
     <w:r>
       <w:tab/>
       <w:tab/>
-      <w:t>2025-06-13</w:t>
+      <w:t>2025-06-15</w:t>
       <w:br/>
       <w:br/>
     </w:r>

--- a/klagomål/A 14253-2025 FSC-klagomål.docx
+++ b/klagomål/A 14253-2025 FSC-klagomål.docx
@@ -705,7 +705,7 @@
     <w:r>
       <w:tab/>
       <w:tab/>
-      <w:t>2025-06-15</w:t>
+      <w:t>2025-06-16</w:t>
       <w:br/>
       <w:br/>
     </w:r>

--- a/klagomål/A 14253-2025 FSC-klagomål.docx
+++ b/klagomål/A 14253-2025 FSC-klagomål.docx
@@ -705,7 +705,7 @@
     <w:r>
       <w:tab/>
       <w:tab/>
-      <w:t>2025-06-16</w:t>
+      <w:t>2025-06-17</w:t>
       <w:br/>
       <w:br/>
     </w:r>

--- a/klagomål/A 14253-2025 FSC-klagomål.docx
+++ b/klagomål/A 14253-2025 FSC-klagomål.docx
@@ -705,7 +705,7 @@
     <w:r>
       <w:tab/>
       <w:tab/>
-      <w:t>2025-06-17</w:t>
+      <w:t>2025-06-18</w:t>
       <w:br/>
       <w:br/>
     </w:r>

--- a/klagomål/A 14253-2025 FSC-klagomål.docx
+++ b/klagomål/A 14253-2025 FSC-klagomål.docx
@@ -705,7 +705,7 @@
     <w:r>
       <w:tab/>
       <w:tab/>
-      <w:t>2025-06-18</w:t>
+      <w:t>2025-06-19</w:t>
       <w:br/>
       <w:br/>
     </w:r>

--- a/klagomål/A 14253-2025 FSC-klagomål.docx
+++ b/klagomål/A 14253-2025 FSC-klagomål.docx
@@ -705,7 +705,7 @@
     <w:r>
       <w:tab/>
       <w:tab/>
-      <w:t>2025-06-19</w:t>
+      <w:t>2025-06-20</w:t>
       <w:br/>
       <w:br/>
     </w:r>

--- a/klagomål/A 14253-2025 FSC-klagomål.docx
+++ b/klagomål/A 14253-2025 FSC-klagomål.docx
@@ -705,7 +705,7 @@
     <w:r>
       <w:tab/>
       <w:tab/>
-      <w:t>2025-06-20</w:t>
+      <w:t>2025-06-21</w:t>
       <w:br/>
       <w:br/>
     </w:r>

--- a/klagomål/A 14253-2025 FSC-klagomål.docx
+++ b/klagomål/A 14253-2025 FSC-klagomål.docx
@@ -705,7 +705,7 @@
     <w:r>
       <w:tab/>
       <w:tab/>
-      <w:t>2025-06-21</w:t>
+      <w:t>2025-06-22</w:t>
       <w:br/>
       <w:br/>
     </w:r>

--- a/klagomål/A 14253-2025 FSC-klagomål.docx
+++ b/klagomål/A 14253-2025 FSC-klagomål.docx
@@ -705,7 +705,7 @@
     <w:r>
       <w:tab/>
       <w:tab/>
-      <w:t>2025-06-22</w:t>
+      <w:t>2025-06-23</w:t>
       <w:br/>
       <w:br/>
     </w:r>

--- a/klagomål/A 14253-2025 FSC-klagomål.docx
+++ b/klagomål/A 14253-2025 FSC-klagomål.docx
@@ -705,7 +705,7 @@
     <w:r>
       <w:tab/>
       <w:tab/>
-      <w:t>2025-06-23</w:t>
+      <w:t>2025-06-24</w:t>
       <w:br/>
       <w:br/>
     </w:r>

--- a/klagomål/A 14253-2025 FSC-klagomål.docx
+++ b/klagomål/A 14253-2025 FSC-klagomål.docx
@@ -705,7 +705,7 @@
     <w:r>
       <w:tab/>
       <w:tab/>
-      <w:t>2025-06-24</w:t>
+      <w:t>2025-06-25</w:t>
       <w:br/>
       <w:br/>
     </w:r>

--- a/klagomål/A 14253-2025 FSC-klagomål.docx
+++ b/klagomål/A 14253-2025 FSC-klagomål.docx
@@ -705,7 +705,7 @@
     <w:r>
       <w:tab/>
       <w:tab/>
-      <w:t>2025-06-25</w:t>
+      <w:t>2025-06-26</w:t>
       <w:br/>
       <w:br/>
     </w:r>

--- a/klagomål/A 14253-2025 FSC-klagomål.docx
+++ b/klagomål/A 14253-2025 FSC-klagomål.docx
@@ -705,7 +705,7 @@
     <w:r>
       <w:tab/>
       <w:tab/>
-      <w:t>2025-06-26</w:t>
+      <w:t>2025-06-27</w:t>
       <w:br/>
       <w:br/>
     </w:r>

--- a/klagomål/A 14253-2025 FSC-klagomål.docx
+++ b/klagomål/A 14253-2025 FSC-klagomål.docx
@@ -705,7 +705,7 @@
     <w:r>
       <w:tab/>
       <w:tab/>
-      <w:t>2025-06-27</w:t>
+      <w:t>2025-06-28</w:t>
       <w:br/>
       <w:br/>
     </w:r>

--- a/klagomål/A 14253-2025 FSC-klagomål.docx
+++ b/klagomål/A 14253-2025 FSC-klagomål.docx
@@ -705,7 +705,7 @@
     <w:r>
       <w:tab/>
       <w:tab/>
-      <w:t>2025-06-28</w:t>
+      <w:t>2025-06-29</w:t>
       <w:br/>
       <w:br/>
     </w:r>

--- a/klagomål/A 14253-2025 FSC-klagomål.docx
+++ b/klagomål/A 14253-2025 FSC-klagomål.docx
@@ -705,7 +705,7 @@
     <w:r>
       <w:tab/>
       <w:tab/>
-      <w:t>2025-06-29</w:t>
+      <w:t>2025-06-30</w:t>
       <w:br/>
       <w:br/>
     </w:r>

--- a/klagomål/A 14253-2025 FSC-klagomål.docx
+++ b/klagomål/A 14253-2025 FSC-klagomål.docx
@@ -705,7 +705,7 @@
     <w:r>
       <w:tab/>
       <w:tab/>
-      <w:t>2025-06-30</w:t>
+      <w:t>2025-07-01</w:t>
       <w:br/>
       <w:br/>
     </w:r>

--- a/klagomål/A 14253-2025 FSC-klagomål.docx
+++ b/klagomål/A 14253-2025 FSC-klagomål.docx
@@ -705,7 +705,7 @@
     <w:r>
       <w:tab/>
       <w:tab/>
-      <w:t>2025-07-01</w:t>
+      <w:t>2025-07-02</w:t>
       <w:br/>
       <w:br/>
     </w:r>

--- a/klagomål/A 14253-2025 FSC-klagomål.docx
+++ b/klagomål/A 14253-2025 FSC-klagomål.docx
@@ -705,7 +705,7 @@
     <w:r>
       <w:tab/>
       <w:tab/>
-      <w:t>2025-07-02</w:t>
+      <w:t>2025-07-03</w:t>
       <w:br/>
       <w:br/>
     </w:r>

--- a/klagomål/A 14253-2025 FSC-klagomål.docx
+++ b/klagomål/A 14253-2025 FSC-klagomål.docx
@@ -705,7 +705,7 @@
     <w:r>
       <w:tab/>
       <w:tab/>
-      <w:t>2025-07-03</w:t>
+      <w:t>2025-07-04</w:t>
       <w:br/>
       <w:br/>
     </w:r>

--- a/klagomål/A 14253-2025 FSC-klagomål.docx
+++ b/klagomål/A 14253-2025 FSC-klagomål.docx
@@ -705,7 +705,7 @@
     <w:r>
       <w:tab/>
       <w:tab/>
-      <w:t>2025-07-04</w:t>
+      <w:t>2025-07-05</w:t>
       <w:br/>
       <w:br/>
     </w:r>

--- a/klagomål/A 14253-2025 FSC-klagomål.docx
+++ b/klagomål/A 14253-2025 FSC-klagomål.docx
@@ -705,7 +705,7 @@
     <w:r>
       <w:tab/>
       <w:tab/>
-      <w:t>2025-07-05</w:t>
+      <w:t>2025-07-06</w:t>
       <w:br/>
       <w:br/>
     </w:r>

--- a/klagomål/A 14253-2025 FSC-klagomål.docx
+++ b/klagomål/A 14253-2025 FSC-klagomål.docx
@@ -705,7 +705,7 @@
     <w:r>
       <w:tab/>
       <w:tab/>
-      <w:t>2025-07-06</w:t>
+      <w:t>2025-07-07</w:t>
       <w:br/>
       <w:br/>
     </w:r>

--- a/klagomål/A 14253-2025 FSC-klagomål.docx
+++ b/klagomål/A 14253-2025 FSC-klagomål.docx
@@ -705,7 +705,7 @@
     <w:r>
       <w:tab/>
       <w:tab/>
-      <w:t>2025-07-07</w:t>
+      <w:t>2025-07-08</w:t>
       <w:br/>
       <w:br/>
     </w:r>

--- a/klagomål/A 14253-2025 FSC-klagomål.docx
+++ b/klagomål/A 14253-2025 FSC-klagomål.docx
@@ -705,7 +705,7 @@
     <w:r>
       <w:tab/>
       <w:tab/>
-      <w:t>2025-07-08</w:t>
+      <w:t>2025-07-09</w:t>
       <w:br/>
       <w:br/>
     </w:r>

--- a/klagomål/A 14253-2025 FSC-klagomål.docx
+++ b/klagomål/A 14253-2025 FSC-klagomål.docx
@@ -705,7 +705,7 @@
     <w:r>
       <w:tab/>
       <w:tab/>
-      <w:t>2025-07-09</w:t>
+      <w:t>2025-07-11</w:t>
       <w:br/>
       <w:br/>
     </w:r>

--- a/klagomål/A 14253-2025 FSC-klagomål.docx
+++ b/klagomål/A 14253-2025 FSC-klagomål.docx
@@ -705,7 +705,7 @@
     <w:r>
       <w:tab/>
       <w:tab/>
-      <w:t>2025-07-11</w:t>
+      <w:t>2025-07-12</w:t>
       <w:br/>
       <w:br/>
     </w:r>

--- a/klagomål/A 14253-2025 FSC-klagomål.docx
+++ b/klagomål/A 14253-2025 FSC-klagomål.docx
@@ -705,7 +705,7 @@
     <w:r>
       <w:tab/>
       <w:tab/>
-      <w:t>2025-07-12</w:t>
+      <w:t>2025-07-13</w:t>
       <w:br/>
       <w:br/>
     </w:r>

--- a/klagomål/A 14253-2025 FSC-klagomål.docx
+++ b/klagomål/A 14253-2025 FSC-klagomål.docx
@@ -705,7 +705,7 @@
     <w:r>
       <w:tab/>
       <w:tab/>
-      <w:t>2025-07-13</w:t>
+      <w:t>2025-07-14</w:t>
       <w:br/>
       <w:br/>
     </w:r>

--- a/klagomål/A 14253-2025 FSC-klagomål.docx
+++ b/klagomål/A 14253-2025 FSC-klagomål.docx
@@ -705,7 +705,7 @@
     <w:r>
       <w:tab/>
       <w:tab/>
-      <w:t>2025-08-06</w:t>
+      <w:t>2025-08-09</w:t>
       <w:br/>
       <w:br/>
     </w:r>

--- a/klagomål/A 14253-2025 FSC-klagomål.docx
+++ b/klagomål/A 14253-2025 FSC-klagomål.docx
@@ -168,7 +168,7 @@
     </w:p>
     <w:p>
       <w:r>
-        <w:t>Detta dokument behandlar höga naturvärden i avverkningsanmälan A 14253-2025 i Bräcke kommun. Denna avverkningsanmälan inkom 2025-03-24 och omfattar 7,3 ha.</w:t>
+        <w:t>Detta dokument behandlar höga naturvärden i avverkningsanmälan A 14253-2025 i Bräcke kommun. Denna avverkningsanmälan inkom 2025-03-24 14:47:15 och omfattar 7,3 ha.</w:t>
       </w:r>
     </w:p>
     <w:p>

--- a/klagomål/A 14253-2025 FSC-klagomål.docx
+++ b/klagomål/A 14253-2025 FSC-klagomål.docx
@@ -705,7 +705,7 @@
     <w:r>
       <w:tab/>
       <w:tab/>
-      <w:t>2025-08-09</w:t>
+      <w:t>2025-08-10</w:t>
       <w:br/>
       <w:br/>
     </w:r>

--- a/klagomål/A 14253-2025 FSC-klagomål.docx
+++ b/klagomål/A 14253-2025 FSC-klagomål.docx
@@ -705,7 +705,7 @@
     <w:r>
       <w:tab/>
       <w:tab/>
-      <w:t>2025-08-10</w:t>
+      <w:t>2025-08-11</w:t>
       <w:br/>
       <w:br/>
     </w:r>

--- a/klagomål/A 14253-2025 FSC-klagomål.docx
+++ b/klagomål/A 14253-2025 FSC-klagomål.docx
@@ -705,7 +705,7 @@
     <w:r>
       <w:tab/>
       <w:tab/>
-      <w:t>2025-08-11</w:t>
+      <w:t>2025-08-12</w:t>
       <w:br/>
       <w:br/>
     </w:r>

--- a/klagomål/A 14253-2025 FSC-klagomål.docx
+++ b/klagomål/A 14253-2025 FSC-klagomål.docx
@@ -705,7 +705,7 @@
     <w:r>
       <w:tab/>
       <w:tab/>
-      <w:t>2025-08-12</w:t>
+      <w:t>2025-08-13</w:t>
       <w:br/>
       <w:br/>
     </w:r>

--- a/klagomål/A 14253-2025 FSC-klagomål.docx
+++ b/klagomål/A 14253-2025 FSC-klagomål.docx
@@ -705,7 +705,7 @@
     <w:r>
       <w:tab/>
       <w:tab/>
-      <w:t>2025-08-13</w:t>
+      <w:t>2025-08-14</w:t>
       <w:br/>
       <w:br/>
     </w:r>

--- a/klagomål/A 14253-2025 FSC-klagomål.docx
+++ b/klagomål/A 14253-2025 FSC-klagomål.docx
@@ -705,7 +705,7 @@
     <w:r>
       <w:tab/>
       <w:tab/>
-      <w:t>2025-08-14</w:t>
+      <w:t>2025-08-15</w:t>
       <w:br/>
       <w:br/>
     </w:r>

--- a/klagomål/A 14253-2025 FSC-klagomål.docx
+++ b/klagomål/A 14253-2025 FSC-klagomål.docx
@@ -705,7 +705,7 @@
     <w:r>
       <w:tab/>
       <w:tab/>
-      <w:t>2025-08-15</w:t>
+      <w:t>2025-08-16</w:t>
       <w:br/>
       <w:br/>
     </w:r>

--- a/klagomål/A 14253-2025 FSC-klagomål.docx
+++ b/klagomål/A 14253-2025 FSC-klagomål.docx
@@ -705,7 +705,7 @@
     <w:r>
       <w:tab/>
       <w:tab/>
-      <w:t>2025-08-16</w:t>
+      <w:t>2025-08-17</w:t>
       <w:br/>
       <w:br/>
     </w:r>

--- a/klagomål/A 14253-2025 FSC-klagomål.docx
+++ b/klagomål/A 14253-2025 FSC-klagomål.docx
@@ -705,7 +705,7 @@
     <w:r>
       <w:tab/>
       <w:tab/>
-      <w:t>2025-08-17</w:t>
+      <w:t>2025-08-18</w:t>
       <w:br/>
       <w:br/>
     </w:r>

--- a/klagomål/A 14253-2025 FSC-klagomål.docx
+++ b/klagomål/A 14253-2025 FSC-klagomål.docx
@@ -705,7 +705,7 @@
     <w:r>
       <w:tab/>
       <w:tab/>
-      <w:t>2025-08-18</w:t>
+      <w:t>2025-08-19</w:t>
       <w:br/>
       <w:br/>
     </w:r>

--- a/klagomål/A 14253-2025 FSC-klagomål.docx
+++ b/klagomål/A 14253-2025 FSC-klagomål.docx
@@ -705,7 +705,7 @@
     <w:r>
       <w:tab/>
       <w:tab/>
-      <w:t>2025-08-19</w:t>
+      <w:t>2025-08-20</w:t>
       <w:br/>
       <w:br/>
     </w:r>

--- a/klagomål/A 14253-2025 FSC-klagomål.docx
+++ b/klagomål/A 14253-2025 FSC-klagomål.docx
@@ -705,7 +705,7 @@
     <w:r>
       <w:tab/>
       <w:tab/>
-      <w:t>2025-08-20</w:t>
+      <w:t>2025-08-21</w:t>
       <w:br/>
       <w:br/>
     </w:r>

--- a/klagomål/A 14253-2025 FSC-klagomål.docx
+++ b/klagomål/A 14253-2025 FSC-klagomål.docx
@@ -705,7 +705,7 @@
     <w:r>
       <w:tab/>
       <w:tab/>
-      <w:t>2025-08-21</w:t>
+      <w:t>2025-08-22</w:t>
       <w:br/>
       <w:br/>
     </w:r>

--- a/klagomål/A 14253-2025 FSC-klagomål.docx
+++ b/klagomål/A 14253-2025 FSC-klagomål.docx
@@ -705,7 +705,7 @@
     <w:r>
       <w:tab/>
       <w:tab/>
-      <w:t>2025-08-22</w:t>
+      <w:t>2025-08-23</w:t>
       <w:br/>
       <w:br/>
     </w:r>

--- a/klagomål/A 14253-2025 FSC-klagomål.docx
+++ b/klagomål/A 14253-2025 FSC-klagomål.docx
@@ -705,7 +705,7 @@
     <w:r>
       <w:tab/>
       <w:tab/>
-      <w:t>2025-08-23</w:t>
+      <w:t>2025-08-24</w:t>
       <w:br/>
       <w:br/>
     </w:r>

--- a/klagomål/A 14253-2025 FSC-klagomål.docx
+++ b/klagomål/A 14253-2025 FSC-klagomål.docx
@@ -705,7 +705,7 @@
     <w:r>
       <w:tab/>
       <w:tab/>
-      <w:t>2025-08-24</w:t>
+      <w:t>2025-08-25</w:t>
       <w:br/>
       <w:br/>
     </w:r>

--- a/klagomål/A 14253-2025 FSC-klagomål.docx
+++ b/klagomål/A 14253-2025 FSC-klagomål.docx
@@ -705,7 +705,7 @@
     <w:r>
       <w:tab/>
       <w:tab/>
-      <w:t>2025-08-25</w:t>
+      <w:t>2025-08-26</w:t>
       <w:br/>
       <w:br/>
     </w:r>
